--- a/01_Business_Requirements_Document.docx
+++ b/01_Business_Requirements_Document.docx
@@ -20,7 +20,7 @@
     </w:p>
     <w:p>
       <w:r>
-        <w:t>QuickCart LK operates in Colombo (districts 1–15), Gampaha, and Kandy. In Sri Lanka's competitive delivery market, delays from Colombo traffic, monsoon weather, and operational bottlenecks are driving severe customer churn. The business must identify the root causes of these delays and implement an AI-driven predictive system to manage them.</w:t>
+        <w:t>SL Delivery Analytics Pro operates in Colombo (districts 1–15), Gampaha, and Kandy. In Sri Lanka's competitive delivery market, delays from Colombo traffic, monsoon weather, and operational bottlenecks are driving severe customer churn. The business must identify the root causes of these delays and implement an AI-driven predictive system to manage them.</w:t>
       </w:r>
     </w:p>
     <w:p>
